--- a/lab03_classification/report.docx
+++ b/lab03_classification/report.docx
@@ -283,7 +283,7 @@
       <w:r>
         <w:fldChar w:fldCharType="separate"/>
       </w:r>
-      <w:hyperlink w:anchor="_Toc239790558" w:history="1">
+      <w:hyperlink w:anchor="_Toc240532738" w:history="1">
         <w:r>
           <w:rPr>
             <w:rStyle w:val="aff8"/>
@@ -311,7 +311,7 @@
             <w:noProof/>
             <w:webHidden/>
           </w:rPr>
-          <w:instrText xml:space="preserve"> PAGEREF _Toc239790558 \h </w:instrText>
+          <w:instrText xml:space="preserve"> PAGEREF _Toc240532738 \h </w:instrText>
         </w:r>
         <w:r>
           <w:rPr>
@@ -356,14 +356,14 @@
           <w:lang w:val="ru-RU" w:eastAsia="ru-RU"/>
         </w:rPr>
       </w:pPr>
-      <w:hyperlink w:anchor="_Toc239790559" w:history="1">
+      <w:hyperlink w:anchor="_Toc240532739" w:history="1">
         <w:r>
           <w:rPr>
             <w:rStyle w:val="aff8"/>
             <w:rFonts w:eastAsiaTheme="majorEastAsia"/>
             <w:noProof/>
           </w:rPr>
-          <w:t>1 Выполнение работы</w:t>
+          <w:t>1 Задание</w:t>
         </w:r>
         <w:r>
           <w:rPr>
@@ -384,7 +384,7 @@
             <w:noProof/>
             <w:webHidden/>
           </w:rPr>
-          <w:instrText xml:space="preserve"> PAGEREF _Toc239790559 \h </w:instrText>
+          <w:instrText xml:space="preserve"> PAGEREF _Toc240532739 \h </w:instrText>
         </w:r>
         <w:r>
           <w:rPr>
@@ -417,7 +417,7 @@
     </w:p>
     <w:p>
       <w:pPr>
-        <w:pStyle w:val="2c"/>
+        <w:pStyle w:val="14"/>
         <w:tabs>
           <w:tab w:val="right" w:leader="dot" w:pos="9345"/>
         </w:tabs>
@@ -429,14 +429,14 @@
           <w:lang w:val="ru-RU" w:eastAsia="ru-RU"/>
         </w:rPr>
       </w:pPr>
-      <w:hyperlink w:anchor="_Toc239790560" w:history="1">
+      <w:hyperlink w:anchor="_Toc240532740" w:history="1">
         <w:r>
           <w:rPr>
             <w:rStyle w:val="aff8"/>
             <w:rFonts w:eastAsiaTheme="majorEastAsia"/>
             <w:noProof/>
           </w:rPr>
-          <w:t>1.1 Методы и контроль эксперимента</w:t>
+          <w:t>2 Ход работы</w:t>
         </w:r>
         <w:r>
           <w:rPr>
@@ -457,80 +457,7 @@
             <w:noProof/>
             <w:webHidden/>
           </w:rPr>
-          <w:instrText xml:space="preserve"> PAGEREF _Toc239790560 \h </w:instrText>
-        </w:r>
-        <w:r>
-          <w:rPr>
-            <w:noProof/>
-            <w:webHidden/>
-          </w:rPr>
-        </w:r>
-        <w:r>
-          <w:rPr>
-            <w:noProof/>
-            <w:webHidden/>
-          </w:rPr>
-          <w:fldChar w:fldCharType="separate"/>
-        </w:r>
-        <w:r>
-          <w:rPr>
-            <w:noProof/>
-            <w:webHidden/>
-          </w:rPr>
-          <w:t>4</w:t>
-        </w:r>
-        <w:r>
-          <w:rPr>
-            <w:noProof/>
-            <w:webHidden/>
-          </w:rPr>
-          <w:fldChar w:fldCharType="end"/>
-        </w:r>
-      </w:hyperlink>
-    </w:p>
-    <w:p>
-      <w:pPr>
-        <w:pStyle w:val="2c"/>
-        <w:tabs>
-          <w:tab w:val="right" w:leader="dot" w:pos="9345"/>
-        </w:tabs>
-        <w:rPr>
-          <w:rFonts w:asciiTheme="minorHAnsi" w:eastAsiaTheme="minorEastAsia" w:hAnsiTheme="minorHAnsi"/>
-          <w:noProof/>
-          <w:color w:val="auto"/>
-          <w:sz w:val="22"/>
-          <w:lang w:val="ru-RU" w:eastAsia="ru-RU"/>
-        </w:rPr>
-      </w:pPr>
-      <w:hyperlink w:anchor="_Toc239790561" w:history="1">
-        <w:r>
-          <w:rPr>
-            <w:rStyle w:val="aff8"/>
-            <w:rFonts w:eastAsiaTheme="majorEastAsia"/>
-            <w:noProof/>
-          </w:rPr>
-          <w:t>1.2 Результаты, время и стоимость</w:t>
-        </w:r>
-        <w:r>
-          <w:rPr>
-            <w:noProof/>
-            <w:webHidden/>
-          </w:rPr>
-          <w:tab/>
-        </w:r>
-        <w:r>
-          <w:rPr>
-            <w:noProof/>
-            <w:webHidden/>
-          </w:rPr>
-          <w:fldChar w:fldCharType="begin"/>
-        </w:r>
-        <w:r>
-          <w:rPr>
-            <w:noProof/>
-            <w:webHidden/>
-          </w:rPr>
-          <w:instrText xml:space="preserve"> PAGEREF _Toc239790561 \h </w:instrText>
+          <w:instrText xml:space="preserve"> PAGEREF _Toc240532740 \h </w:instrText>
         </w:r>
         <w:r>
           <w:rPr>
@@ -575,14 +502,14 @@
           <w:lang w:val="ru-RU" w:eastAsia="ru-RU"/>
         </w:rPr>
       </w:pPr>
-      <w:hyperlink w:anchor="_Toc239790562" w:history="1">
+      <w:hyperlink w:anchor="_Toc240532741" w:history="1">
         <w:r>
           <w:rPr>
             <w:rStyle w:val="aff8"/>
             <w:rFonts w:eastAsiaTheme="majorEastAsia"/>
             <w:noProof/>
           </w:rPr>
-          <w:t>1.3 Анализ пятнадцати случаев</w:t>
+          <w:t>2.1 Этап подготовки данных</w:t>
         </w:r>
         <w:r>
           <w:rPr>
@@ -603,7 +530,226 @@
             <w:noProof/>
             <w:webHidden/>
           </w:rPr>
-          <w:instrText xml:space="preserve"> PAGEREF _Toc239790562 \h </w:instrText>
+          <w:instrText xml:space="preserve"> PAGEREF _Toc240532741 \h </w:instrText>
+        </w:r>
+        <w:r>
+          <w:rPr>
+            <w:noProof/>
+            <w:webHidden/>
+          </w:rPr>
+        </w:r>
+        <w:r>
+          <w:rPr>
+            <w:noProof/>
+            <w:webHidden/>
+          </w:rPr>
+          <w:fldChar w:fldCharType="separate"/>
+        </w:r>
+        <w:r>
+          <w:rPr>
+            <w:noProof/>
+            <w:webHidden/>
+          </w:rPr>
+          <w:t>5</w:t>
+        </w:r>
+        <w:r>
+          <w:rPr>
+            <w:noProof/>
+            <w:webHidden/>
+          </w:rPr>
+          <w:fldChar w:fldCharType="end"/>
+        </w:r>
+      </w:hyperlink>
+    </w:p>
+    <w:p>
+      <w:pPr>
+        <w:pStyle w:val="2c"/>
+        <w:tabs>
+          <w:tab w:val="right" w:leader="dot" w:pos="9345"/>
+        </w:tabs>
+        <w:rPr>
+          <w:rFonts w:asciiTheme="minorHAnsi" w:eastAsiaTheme="minorEastAsia" w:hAnsiTheme="minorHAnsi"/>
+          <w:noProof/>
+          <w:color w:val="auto"/>
+          <w:sz w:val="22"/>
+          <w:lang w:val="ru-RU" w:eastAsia="ru-RU"/>
+        </w:rPr>
+      </w:pPr>
+      <w:hyperlink w:anchor="_Toc240532742" w:history="1">
+        <w:r>
+          <w:rPr>
+            <w:rStyle w:val="aff8"/>
+            <w:rFonts w:eastAsiaTheme="majorEastAsia"/>
+            <w:noProof/>
+          </w:rPr>
+          <w:t>2.2 Задание 1 и 2. Baseline и классический классификатор</w:t>
+        </w:r>
+        <w:r>
+          <w:rPr>
+            <w:noProof/>
+            <w:webHidden/>
+          </w:rPr>
+          <w:tab/>
+        </w:r>
+        <w:r>
+          <w:rPr>
+            <w:noProof/>
+            <w:webHidden/>
+          </w:rPr>
+          <w:fldChar w:fldCharType="begin"/>
+        </w:r>
+        <w:r>
+          <w:rPr>
+            <w:noProof/>
+            <w:webHidden/>
+          </w:rPr>
+          <w:instrText xml:space="preserve"> PAGEREF _Toc240532742 \h </w:instrText>
+        </w:r>
+        <w:r>
+          <w:rPr>
+            <w:noProof/>
+            <w:webHidden/>
+          </w:rPr>
+        </w:r>
+        <w:r>
+          <w:rPr>
+            <w:noProof/>
+            <w:webHidden/>
+          </w:rPr>
+          <w:fldChar w:fldCharType="separate"/>
+        </w:r>
+        <w:r>
+          <w:rPr>
+            <w:noProof/>
+            <w:webHidden/>
+          </w:rPr>
+          <w:t>5</w:t>
+        </w:r>
+        <w:r>
+          <w:rPr>
+            <w:noProof/>
+            <w:webHidden/>
+          </w:rPr>
+          <w:fldChar w:fldCharType="end"/>
+        </w:r>
+      </w:hyperlink>
+    </w:p>
+    <w:p>
+      <w:pPr>
+        <w:pStyle w:val="2c"/>
+        <w:tabs>
+          <w:tab w:val="right" w:leader="dot" w:pos="9345"/>
+        </w:tabs>
+        <w:rPr>
+          <w:rFonts w:asciiTheme="minorHAnsi" w:eastAsiaTheme="minorEastAsia" w:hAnsiTheme="minorHAnsi"/>
+          <w:noProof/>
+          <w:color w:val="auto"/>
+          <w:sz w:val="22"/>
+          <w:lang w:val="ru-RU" w:eastAsia="ru-RU"/>
+        </w:rPr>
+      </w:pPr>
+      <w:hyperlink w:anchor="_Toc240532743" w:history="1">
+        <w:r>
+          <w:rPr>
+            <w:rStyle w:val="aff8"/>
+            <w:rFonts w:eastAsiaTheme="majorEastAsia"/>
+            <w:noProof/>
+          </w:rPr>
+          <w:t>2.3 Задание 3 и 4. Zero-shot и few-shot</w:t>
+        </w:r>
+        <w:r>
+          <w:rPr>
+            <w:noProof/>
+            <w:webHidden/>
+          </w:rPr>
+          <w:tab/>
+        </w:r>
+        <w:r>
+          <w:rPr>
+            <w:noProof/>
+            <w:webHidden/>
+          </w:rPr>
+          <w:fldChar w:fldCharType="begin"/>
+        </w:r>
+        <w:r>
+          <w:rPr>
+            <w:noProof/>
+            <w:webHidden/>
+          </w:rPr>
+          <w:instrText xml:space="preserve"> PAGEREF _Toc240532743 \h </w:instrText>
+        </w:r>
+        <w:r>
+          <w:rPr>
+            <w:noProof/>
+            <w:webHidden/>
+          </w:rPr>
+        </w:r>
+        <w:r>
+          <w:rPr>
+            <w:noProof/>
+            <w:webHidden/>
+          </w:rPr>
+          <w:fldChar w:fldCharType="separate"/>
+        </w:r>
+        <w:r>
+          <w:rPr>
+            <w:noProof/>
+            <w:webHidden/>
+          </w:rPr>
+          <w:t>6</w:t>
+        </w:r>
+        <w:r>
+          <w:rPr>
+            <w:noProof/>
+            <w:webHidden/>
+          </w:rPr>
+          <w:fldChar w:fldCharType="end"/>
+        </w:r>
+      </w:hyperlink>
+    </w:p>
+    <w:p>
+      <w:pPr>
+        <w:pStyle w:val="2c"/>
+        <w:tabs>
+          <w:tab w:val="right" w:leader="dot" w:pos="9345"/>
+        </w:tabs>
+        <w:rPr>
+          <w:rFonts w:asciiTheme="minorHAnsi" w:eastAsiaTheme="minorEastAsia" w:hAnsiTheme="minorHAnsi"/>
+          <w:noProof/>
+          <w:color w:val="auto"/>
+          <w:sz w:val="22"/>
+          <w:lang w:val="ru-RU" w:eastAsia="ru-RU"/>
+        </w:rPr>
+      </w:pPr>
+      <w:hyperlink w:anchor="_Toc240532744" w:history="1">
+        <w:r>
+          <w:rPr>
+            <w:rStyle w:val="aff8"/>
+            <w:rFonts w:eastAsiaTheme="majorEastAsia"/>
+            <w:noProof/>
+          </w:rPr>
+          <w:t>2.4 Задание 5 и 6. Качество, время и стоимость</w:t>
+        </w:r>
+        <w:r>
+          <w:rPr>
+            <w:noProof/>
+            <w:webHidden/>
+          </w:rPr>
+          <w:tab/>
+        </w:r>
+        <w:r>
+          <w:rPr>
+            <w:noProof/>
+            <w:webHidden/>
+          </w:rPr>
+          <w:fldChar w:fldCharType="begin"/>
+        </w:r>
+        <w:r>
+          <w:rPr>
+            <w:noProof/>
+            <w:webHidden/>
+          </w:rPr>
+          <w:instrText xml:space="preserve"> PAGEREF _Toc240532744 \h </w:instrText>
         </w:r>
         <w:r>
           <w:rPr>
@@ -636,6 +782,152 @@
     </w:p>
     <w:p>
       <w:pPr>
+        <w:pStyle w:val="2c"/>
+        <w:tabs>
+          <w:tab w:val="right" w:leader="dot" w:pos="9345"/>
+        </w:tabs>
+        <w:rPr>
+          <w:rFonts w:asciiTheme="minorHAnsi" w:eastAsiaTheme="minorEastAsia" w:hAnsiTheme="minorHAnsi"/>
+          <w:noProof/>
+          <w:color w:val="auto"/>
+          <w:sz w:val="22"/>
+          <w:lang w:val="ru-RU" w:eastAsia="ru-RU"/>
+        </w:rPr>
+      </w:pPr>
+      <w:hyperlink w:anchor="_Toc240532745" w:history="1">
+        <w:r>
+          <w:rPr>
+            <w:rStyle w:val="aff8"/>
+            <w:rFonts w:eastAsiaTheme="majorEastAsia"/>
+            <w:noProof/>
+          </w:rPr>
+          <w:t>2.5 Задание 7. Анализ пятнадцати случаев</w:t>
+        </w:r>
+        <w:r>
+          <w:rPr>
+            <w:noProof/>
+            <w:webHidden/>
+          </w:rPr>
+          <w:tab/>
+        </w:r>
+        <w:r>
+          <w:rPr>
+            <w:noProof/>
+            <w:webHidden/>
+          </w:rPr>
+          <w:fldChar w:fldCharType="begin"/>
+        </w:r>
+        <w:r>
+          <w:rPr>
+            <w:noProof/>
+            <w:webHidden/>
+          </w:rPr>
+          <w:instrText xml:space="preserve"> PAGEREF _Toc240532745 \h </w:instrText>
+        </w:r>
+        <w:r>
+          <w:rPr>
+            <w:noProof/>
+            <w:webHidden/>
+          </w:rPr>
+        </w:r>
+        <w:r>
+          <w:rPr>
+            <w:noProof/>
+            <w:webHidden/>
+          </w:rPr>
+          <w:fldChar w:fldCharType="separate"/>
+        </w:r>
+        <w:r>
+          <w:rPr>
+            <w:noProof/>
+            <w:webHidden/>
+          </w:rPr>
+          <w:t>9</w:t>
+        </w:r>
+        <w:r>
+          <w:rPr>
+            <w:noProof/>
+            <w:webHidden/>
+          </w:rPr>
+          <w:fldChar w:fldCharType="end"/>
+        </w:r>
+      </w:hyperlink>
+    </w:p>
+    <w:p>
+      <w:pPr>
+        <w:pStyle w:val="2c"/>
+        <w:tabs>
+          <w:tab w:val="right" w:leader="dot" w:pos="9345"/>
+        </w:tabs>
+        <w:rPr>
+          <w:rFonts w:asciiTheme="minorHAnsi" w:eastAsiaTheme="minorEastAsia" w:hAnsiTheme="minorHAnsi"/>
+          <w:noProof/>
+          <w:color w:val="auto"/>
+          <w:sz w:val="22"/>
+          <w:lang w:val="ru-RU" w:eastAsia="ru-RU"/>
+        </w:rPr>
+      </w:pPr>
+      <w:hyperlink w:anchor="_Toc240532746" w:history="1">
+        <w:r>
+          <w:rPr>
+            <w:rStyle w:val="aff8"/>
+            <w:rFonts w:eastAsiaTheme="majorEastAsia"/>
+            <w:noProof/>
+          </w:rPr>
+          <w:t>2.6 Задание 8. Рекомендации по применению</w:t>
+        </w:r>
+        <w:r>
+          <w:rPr>
+            <w:noProof/>
+            <w:webHidden/>
+          </w:rPr>
+          <w:tab/>
+        </w:r>
+        <w:r>
+          <w:rPr>
+            <w:noProof/>
+            <w:webHidden/>
+          </w:rPr>
+          <w:fldChar w:fldCharType="begin"/>
+        </w:r>
+        <w:r>
+          <w:rPr>
+            <w:noProof/>
+            <w:webHidden/>
+          </w:rPr>
+          <w:instrText xml:space="preserve"> PAGEREF _Toc240532746 \h </w:instrText>
+        </w:r>
+        <w:r>
+          <w:rPr>
+            <w:noProof/>
+            <w:webHidden/>
+          </w:rPr>
+        </w:r>
+        <w:r>
+          <w:rPr>
+            <w:noProof/>
+            <w:webHidden/>
+          </w:rPr>
+          <w:fldChar w:fldCharType="separate"/>
+        </w:r>
+        <w:r>
+          <w:rPr>
+            <w:noProof/>
+            <w:webHidden/>
+          </w:rPr>
+          <w:t>12</w:t>
+        </w:r>
+        <w:r>
+          <w:rPr>
+            <w:noProof/>
+            <w:webHidden/>
+          </w:rPr>
+          <w:fldChar w:fldCharType="end"/>
+        </w:r>
+      </w:hyperlink>
+    </w:p>
+    <w:p>
+      <w:pPr>
         <w:pStyle w:val="14"/>
         <w:tabs>
           <w:tab w:val="right" w:leader="dot" w:pos="9345"/>
@@ -648,7 +940,7 @@
           <w:lang w:val="ru-RU" w:eastAsia="ru-RU"/>
         </w:rPr>
       </w:pPr>
-      <w:hyperlink w:anchor="_Toc239790563" w:history="1">
+      <w:hyperlink w:anchor="_Toc240532747" w:history="1">
         <w:r>
           <w:rPr>
             <w:rStyle w:val="aff8"/>
@@ -676,7 +968,7 @@
             <w:noProof/>
             <w:webHidden/>
           </w:rPr>
-          <w:instrText xml:space="preserve"> PAGEREF _Toc239790563 \h </w:instrText>
+          <w:instrText xml:space="preserve"> PAGEREF _Toc240532747 \h </w:instrText>
         </w:r>
         <w:r>
           <w:rPr>
@@ -696,7 +988,7 @@
             <w:noProof/>
             <w:webHidden/>
           </w:rPr>
-          <w:t>10</w:t>
+          <w:t>13</w:t>
         </w:r>
         <w:r>
           <w:rPr>
@@ -721,7 +1013,7 @@
           <w:lang w:val="ru-RU" w:eastAsia="ru-RU"/>
         </w:rPr>
       </w:pPr>
-      <w:hyperlink w:anchor="_Toc239790564" w:history="1">
+      <w:hyperlink w:anchor="_Toc240532748" w:history="1">
         <w:r>
           <w:rPr>
             <w:rStyle w:val="aff8"/>
@@ -749,7 +1041,7 @@
             <w:noProof/>
             <w:webHidden/>
           </w:rPr>
-          <w:instrText xml:space="preserve"> PAGEREF _Toc239790564 \h </w:instrText>
+          <w:instrText xml:space="preserve"> PAGEREF _Toc240532748 \h </w:instrText>
         </w:r>
         <w:r>
           <w:rPr>
@@ -769,7 +1061,7 @@
             <w:noProof/>
             <w:webHidden/>
           </w:rPr>
-          <w:t>11</w:t>
+          <w:t>14</w:t>
         </w:r>
         <w:r>
           <w:rPr>
@@ -797,7 +1089,7 @@
         <w:ind w:firstLine="0"/>
         <w:jc w:val="center"/>
       </w:pPr>
-      <w:bookmarkStart w:id="1" w:name="_Toc239790558"/>
+      <w:bookmarkStart w:id="1" w:name="_Toc240532738"/>
       <w:r>
         <w:lastRenderedPageBreak/>
         <w:t>ВВЕДЕНИЕ</w:t>
@@ -813,31 +1105,67 @@
       </w:r>
     </w:p>
     <w:p>
+      <w:pPr>
+        <w:pStyle w:val="1"/>
+        <w:keepNext/>
+        <w:pageBreakBefore/>
+        <w:spacing w:after="240"/>
+        <w:jc w:val="left"/>
+      </w:pPr>
+      <w:bookmarkStart w:id="2" w:name="_Toc240532739"/>
       <w:r>
-        <w:t xml:space="preserve">Я использовал подготовленную версию RuSentiment: 3000 объектов </w:t>
+        <w:lastRenderedPageBreak/>
+        <w:t>1 Задание</w:t>
       </w:r>
+      <w:bookmarkEnd w:id="2"/>
+    </w:p>
+    <w:p>
       <w:r>
-        <w:t>train, 500 validation и 500 test. Сохранены исходные positive, negative, neutral; speech и skip исключены. Train/validation получены из исходной случайной части, test — из отдельного тестового файла. Дубликаты устранены, пересечения текстов между тремя час</w:t>
-      </w:r>
-      <w:r>
-        <w:t>тями автоматически проверены. Validation применяется для подбора, test не используется для обучения и выбора промптов. Ссылки, распределения и SHA256 находятся в data/provenance.json. В test 321 neutral, 121 positive, 58 negative, поэтому accuracy большинс</w:t>
-      </w:r>
-      <w:r>
-        <w:t>тва может выглядеть высокой при низком macro F1.</w:t>
+        <w:t>1. Построить baseline наиболее частого класса.</w:t>
       </w:r>
     </w:p>
     <w:p>
       <w:r>
-        <w:t>Я сгенерировал с помощью LLM стресс-набор из 100 новых русскоязычных сообщений: по 20 с отрицанием, опечатками, иронией, цитированием и смешанной оценкой. Для генерации использовалась другая LLM, а не оценив</w:t>
+        <w:t xml:space="preserve">2. </w:t>
       </w:r>
       <w:r>
-        <w:t>аемая Ministral. Тексты, запрос и критерии gold сохранены в make_stress.py и stress_provenance.json; SHA256 зафиксирован до первого оценочного запроса. Gold определяется позицией автора: явный положительный итог — positive, отрицательный — negative, факт и</w:t>
+        <w:t>Обучить TF–IDF с n-граммами 1–2 и LogisticRegression; изменять не более двух гиперпараметров на validation.</w:t>
+      </w:r>
+    </w:p>
+    <w:p>
+      <w:r>
+        <w:t>3. Реализовать zero-shot одной LLM с JSON-полем label.</w:t>
+      </w:r>
+    </w:p>
+    <w:p>
+      <w:r>
+        <w:t>4. Реализовать few-shot той же модели с шестью примерами, по два каждого класса.</w:t>
+      </w:r>
+    </w:p>
+    <w:p>
+      <w:r>
+        <w:t>5. Оценить ч</w:t>
       </w:r>
       <w:r>
-        <w:t>ли чужая оценка без собственной — neutral. В смешанной оценке приоритет имеет общий вердикт. Ироническая подвыборка содержит 20 отрицательных сообщений, поэтому категории не сбалансированы по классам. Синтетические тексты и метки одного генератора ограничи</w:t>
+        <w:t>етыре режима на test и синтетическом стресс-наборе.</w:t>
+      </w:r>
+    </w:p>
+    <w:p>
+      <w:r>
+        <w:t>6. Измерить время, входные и выходные токены, оценить стоимость обработки.</w:t>
+      </w:r>
+    </w:p>
+    <w:p>
+      <w:r>
+        <w:t>7. Разобрать 15 случаев: пять ошибок классики, пять LLM и пять расхождений.</w:t>
+      </w:r>
+    </w:p>
+    <w:p>
+      <w:r>
+        <w:t xml:space="preserve">8. Сформулировать рекомендации для массовой, сложной </w:t>
       </w:r>
       <w:r>
-        <w:t>вают независимость этой проверки.</w:t>
+        <w:t>и локальной обработки.</w:t>
       </w:r>
     </w:p>
     <w:p>
@@ -848,12 +1176,12 @@
         <w:spacing w:after="240"/>
         <w:jc w:val="left"/>
       </w:pPr>
-      <w:bookmarkStart w:id="2" w:name="_Toc239790559"/>
+      <w:bookmarkStart w:id="3" w:name="_Toc240532740"/>
       <w:r>
         <w:lastRenderedPageBreak/>
-        <w:t>1 Выполнение работы</w:t>
+        <w:t>2 Ход работы</w:t>
       </w:r>
-      <w:bookmarkEnd w:id="2"/>
+      <w:bookmarkEnd w:id="3"/>
     </w:p>
     <w:p>
       <w:pPr>
@@ -862,43 +1190,35 @@
         <w:spacing w:before="240" w:after="240"/>
         <w:jc w:val="left"/>
       </w:pPr>
-      <w:bookmarkStart w:id="3" w:name="_Toc239790560"/>
+      <w:bookmarkStart w:id="4" w:name="_Toc240532741"/>
       <w:r>
-        <w:t>1.1 Методы и контроль эксперимента</w:t>
+        <w:t>2.1 Этап подготовки данных</w:t>
       </w:r>
-      <w:bookmarkEnd w:id="3"/>
+      <w:bookmarkEnd w:id="4"/>
     </w:p>
     <w:p>
       <w:r>
-        <w:t xml:space="preserve">Baseline всегда выбирает наиболее частый класс train — neutral. Основной классический метод: Pipeline(TfidfVectorizer(word ngrams 1–2), LogisticRegression). Я изменял </w:t>
+        <w:t>Я использовал подготовленную версию RuSentiment: 3000 объектов train, 500 validation и 500 test. Сохранены исходные positive, negative, neutral; speech и skip исключены. Train/validation получе</w:t>
       </w:r>
       <w:r>
-        <w:t>только один гиперпараметр C: 0.5, 1.0, 2.0; выбран C=2.0 по максимальному validation macro F1=0.500. При равенстве выбирается первый кандидат; прочие настройки фиксированы, random_state=42. После просмотра test гиперпараметры не менялись.</w:t>
+        <w:t>ны из исходной случайной части, test — из отдельного тестового файла. Дубликаты устранены, пересечения текстов между тремя частями автоматически проверены. Validation применяется для подбора, test не используется для обучения и выбора промптов. Ссылки, рас</w:t>
+      </w:r>
+      <w:r>
+        <w:t>пределения и SHA256 находятся в data/provenance.json. В test 321 neutral, 121 positive, 58 negative, поэтому accuracy большинства может выглядеть высокой при низком macro F1.</w:t>
       </w:r>
     </w:p>
     <w:p>
       <w:r>
-        <w:t>LLM — локальная m</w:t>
+        <w:t>Я сгенерировал с помощью LLM стресс-набор из 100 новых русскоязычных сообщений: п</w:t>
       </w:r>
       <w:r>
-        <w:t xml:space="preserve">istralai/ministral-3-14b-reasoning в LM Studio. Одинаковы temperature=0, seed=42, max_tokens=64 и ограничение JSON-schema. Ответ имеет единственное поле label; Pydantic запрещает лишние поля и неизвестные классы. Невалидный ответ сохраняется как invalid и </w:t>
+        <w:t>о 20 с отрицанием, опечатками, иронией, цитированием и смешанной оценкой. Для генерации использовалась другая LLM, а не оцениваемая Ministral. Тексты, запрос и критерии gold сохранены в make_stress.py и stress_provenance.json; SHA256 зафиксирован до первог</w:t>
       </w:r>
       <w:r>
-        <w:t>считается ошибкой, без скрытого исправления. Zero-shot не содержит примеров. Few-shot добавляет шесть исходных train-примеров, по два каждого класса; тест проверяет их происхождение и метки. Текст пользователя трактуется как данные. Название reasoning не о</w:t>
+        <w:t>о оценочного запроса. Gold определяется позицией автора: явный положительный итог — positive, отрицательный — negative, факт или чужая оценка без собственной — neutral. В смешанной оценке приоритет имеет общий вердикт. Ироническая подвыборка содержит 20 от</w:t>
       </w:r>
       <w:r>
-        <w:t>значает, что в данном режиме строился длинный вывод: constrained decoding ограничивает ответ JSON, а наблюдаемые токены reasoning сохранены в usage.</w:t>
-      </w:r>
-    </w:p>
-    <w:p>
-      <w:r>
-        <w:t>Я выполнил 1200 основных запросов: 600 текстов × 2 промпта. Валидных ответов: 1200 из 1200. Исходные ответы</w:t>
-      </w:r>
-      <w:r>
-        <w:t>, ID запросов, UTC-время, параметры и usage сохранены до анализа. Кэш позволяет продолжать прерванный запуск; итоговые метрики запрещены при неполном наборе. Семь pytest-проверок покрывают неизменность stress, отсутствие утечки между выборками, схему и про</w:t>
-      </w:r>
-      <w:r>
-        <w:t>исхождение few-shot примеров.</w:t>
+        <w:t>рицательных сообщений, поэтому категории не сбалансированы по классам. Синтетические тексты и метки одного генератора ограничивают независимость этой проверки.</w:t>
       </w:r>
     </w:p>
     <w:p>
@@ -908,12 +1228,75 @@
         <w:spacing w:before="240" w:after="240"/>
         <w:jc w:val="left"/>
       </w:pPr>
-      <w:bookmarkStart w:id="4" w:name="_Toc239790561"/>
+      <w:bookmarkStart w:id="5" w:name="_Toc240532742"/>
+      <w:r>
+        <w:t>2.2 Задание 1 и 2. Baseline и классический классификатор</w:t>
+      </w:r>
+      <w:bookmarkEnd w:id="5"/>
+    </w:p>
+    <w:p>
+      <w:r>
+        <w:t>Baseline всегда выбирает наиболее часты</w:t>
+      </w:r>
+      <w:r>
+        <w:t xml:space="preserve">й класс train — neutral. Основной классический метод: Pipeline(TfidfVectorizer(word ngrams 1–2), LogisticRegression). Я изменял только один гиперпараметр C: 0.5, 1.0, 2.0; выбран C=2.0 по максимальному validation macro F1=0.500. При равенстве </w:t>
+      </w:r>
       <w:r>
         <w:lastRenderedPageBreak/>
-        <w:t>1.2 Результаты, время и стоимость</w:t>
+        <w:t>выбирается пе</w:t>
       </w:r>
-      <w:bookmarkEnd w:id="4"/>
+      <w:r>
+        <w:t>рвый кандидат; прочие настройки фиксированы, random_state=42. После просмотра test гиперпараметры не менялись.</w:t>
+      </w:r>
+    </w:p>
+    <w:p>
+      <w:pPr>
+        <w:pStyle w:val="21"/>
+        <w:keepNext/>
+        <w:spacing w:before="240" w:after="240"/>
+        <w:jc w:val="left"/>
+      </w:pPr>
+      <w:bookmarkStart w:id="6" w:name="_Toc240532743"/>
+      <w:r>
+        <w:t>2.3 Задание 3 и 4. Zero-shot и few-shot</w:t>
+      </w:r>
+      <w:bookmarkEnd w:id="6"/>
+    </w:p>
+    <w:p>
+      <w:r>
+        <w:t xml:space="preserve">LLM — локальная mistralai/ministral-3-14b-reasoning в LM Studio. Одинаковы temperature=0, seed=42, </w:t>
+      </w:r>
+      <w:r>
+        <w:t>max_tokens=64 и ограничение JSON-schema. Ответ имеет единственное поле label; Pydantic запрещает лишние поля и неизвестные классы. Невалидный ответ сохраняется как invalid и считается ошибкой, без скрытого исправления. Zero-shot не содержит примеров. Few-s</w:t>
+      </w:r>
+      <w:r>
+        <w:t>hot добавляет шесть исходных train-примеров, по два каждого класса; тест проверяет их происхождение и метки. Текст пользователя трактуется как данные. Название reasoning не означает, что в данном режиме строился длинный вывод: constrained decoding ограничи</w:t>
+      </w:r>
+      <w:r>
+        <w:t>вает ответ JSON, а наблюдаемые токены reasoning сохранены в usage.</w:t>
+      </w:r>
+    </w:p>
+    <w:p>
+      <w:r>
+        <w:t>Я выполнил 1200 основных запросов: 600 текстов × 2 промпта. Валидных ответов: 1200 из 1200. Исходные ответы, ID запросов, UTC-время, параметры и usage сохранены до анализа. Кэш позволяет пр</w:t>
+      </w:r>
+      <w:r>
+        <w:t>одолжать прерванный запуск; итоговые метрики запрещены при неполном наборе. Семь pytest-проверок покрывают неизменность stress, отсутствие утечки между выборками, схему и происхождение few-shot примеров.</w:t>
+      </w:r>
+    </w:p>
+    <w:p>
+      <w:pPr>
+        <w:pStyle w:val="21"/>
+        <w:keepNext/>
+        <w:spacing w:before="240" w:after="240"/>
+        <w:jc w:val="left"/>
+      </w:pPr>
+      <w:bookmarkStart w:id="7" w:name="_Toc240532744"/>
+      <w:r>
+        <w:lastRenderedPageBreak/>
+        <w:t>2.4 Задание 5 и 6. Качество, время и стоимость</w:t>
+      </w:r>
+      <w:bookmarkEnd w:id="7"/>
     </w:p>
     <w:p>
       <w:pPr>
@@ -922,7 +1305,10 @@
         <w:jc w:val="left"/>
       </w:pPr>
       <w:r>
-        <w:t>Таблица 1 — Результаты сравнения</w:t>
+        <w:t>Табли</w:t>
+      </w:r>
+      <w:r>
+        <w:t>ца 1 — Результаты сравнения</w:t>
       </w:r>
     </w:p>
     <w:tbl>
@@ -2365,13 +2751,13 @@
     </w:p>
     <w:p>
       <w:r>
-        <w:t>Лидер по macro F1 на test — few_shot, на stress —</w:t>
+        <w:t xml:space="preserve">Лидер по macro F1 на test — few_shot, на stress — few_shot. Эти ранжирования относятся только к данному прогону; </w:t>
       </w:r>
       <w:r>
-        <w:t xml:space="preserve"> few_shot. Эти ранжирования относятся только к данному прогону; доверительные интервалы и повторные seed не оценивались. Разрез по каждому типу стресс-текста сохранен в stress_category_metrics.csv. Для категорий с отсутствующими классами F1 вычислен по фик</w:t>
+        <w:t>доверительные интервалы и повторные seed не оценивались. Разрез по каждому типу стресс-текста сохранен в stress_category_metrics.csv. Для категорий с отсутствующими классами F1 вычислен по фиксированным трем меткам и поэтому не должен сравниваться напрямую</w:t>
       </w:r>
       <w:r>
-        <w:t>сированным трем меткам и поэтому не должен сравниваться напрямую с macro F1 сбалансированной выборки.</w:t>
+        <w:t xml:space="preserve"> с macro F1 сбалансированной выборки.</w:t>
       </w:r>
     </w:p>
     <w:p>
@@ -2380,41 +2766,41 @@
       </w:r>
       <w:r>
         <w:lastRenderedPageBreak/>
-        <w:t>методе зависи</w:t>
+        <w:t>методе зависит от равного учета классов, а не только общей доли верных ответо</w:t>
       </w:r>
       <w:r>
-        <w:t>т от равного учета классов, а не только общей доли верных ответов. Zero-shot на test уступает даже классическому методу по macro F1 (0,514), тогда как few-shot заметно улучшает результат той же модели. На синтетическом stress обе LLM достигают accuracy 0,9</w:t>
+        <w:t>в. Zero-shot на test уступает даже классическому методу по macro F1 (0,514), тогда как few-shot заметно улучшает результат той же модели. На синтетическом stress обе LLM достигают accuracy 0,900 против 0,360 у LR. Этот разрыв не следует обобщать на любую «</w:t>
       </w:r>
       <w:r>
-        <w:t>00 против 0,360 у LR. Этот разрыв не следует обобщать на любую «сложную» речь: стресс-примеры короткие и специально сформулированы генератором с явными критериями, а реальные социальные посты содержат контекстные и разметочные неоднозначности.</w:t>
+        <w:t>сложную» речь: стресс-примеры короткие и специально сформулированы генератором с явными критериями, а реальные социальные посты содержат контекстные и разметочные неоднозначности.</w:t>
       </w:r>
     </w:p>
     <w:p>
       <w:r>
-        <w:t>Классический</w:t>
+        <w:t>Классический метод измеряется отдельными вызовами predict для каждого текста</w:t>
       </w:r>
       <w:r>
-        <w:t xml:space="preserve"> метод измеряется отдельными вызовами predict для каждого текста. Основные HTTP-запросы LLM выполнялись с concurrency 2; столбец времени включает сетевой round trip и серверное планирование. В начале прогона сервер также кратко обслуживал восемь дополнител</w:t>
+        <w:t>. Основные HTTP-запросы LLM выполнялись с concurrency 2; столбец времени включает сетевой round trip и серверное планирование. В начале прогона сервер также кратко обслуживал восемь дополнительных запросов лабораторной 5, поэтому этот журнал отражает нагру</w:t>
       </w:r>
       <w:r>
-        <w:t>ьных запросов лабораторной 5, поэтому этот журнал отражает нагрузочный режим с коротким совместным использованием, а не контролируемую изолированную производительность. Это end-to-end latency, а не изолированное одиночное время генерации. Наблюдаемый общий</w:t>
+        <w:t>зочный режим с коротким совместным использованием, а не контролируемую изолированную производительность. Это end-to-end latency, а не изолированное одиночное время генерации. Наблюдаемый общий throughput — 0.732 ответа/с. Отдельно я выполнил 20 последовате</w:t>
       </w:r>
       <w:r>
-        <w:t xml:space="preserve"> throughput — 0.732 ответа/с. Отдельно я выполнил 20 последовательных запросов на первых 10 train текстах с двумя промптами: средняя end-to-end задержка 2.391 с, throughput 0.418 ответа/с. Эти ответы не входят в качество test/stress и не использованы для п</w:t>
-      </w:r>
-      <w:r>
-        <w:t>одбора.</w:t>
+        <w:t>льных запросов на первых 10 train текстах с двумя промптами: средняя end-to-end задержка 2.391 с, throughput 0.418 ответа/с. Эти ответы не входят в качество test/stress и не использованы для подбора.</w:t>
       </w:r>
     </w:p>
     <w:p>
       <w:r>
-        <w:t>Входные и выходные токены взяты из API usage, использующего родной токенизатор обслуживаемой Mistral-модели вместе с шаблоном чата. Дополнительно через lmstudio SDK 1.5.0 вызван tokenize у уже загруженной модели для десяти train-текстов; token IDs,</w:t>
+        <w:t>Входные и выходные токены взяты из API usage, использующ</w:t>
       </w:r>
       <w:r>
-        <w:t xml:space="preserve"> количество и время сохранены в native_tokenizer.json. Эта отдельная проверка токенизирует сырой текст без шаблона чата, поэтому ее счетчики закономерно отличаются от prompt_tokens API. Подсчет по символам или токенизатором другой модели не подменяет измер</w:t>
+        <w:t>его родной токенизатор обслуживаемой Mistral-модели вместе с шаблоном чата. Дополнительно через lmstudio SDK 1.5.0 вызван tokenize у уже загруженной модели для десяти train-текстов; token IDs, количество и время сохранены в native_tokenizer.json. Эта отдел</w:t>
       </w:r>
       <w:r>
-        <w:t xml:space="preserve">ение. Внешний тариф локальной LM Studio отсутствует: денежная стоимость API для 1000 текстов — 0 USD. Электричество, </w:t>
+        <w:t>ьная проверка токенизирует сырой текст без шаблона чата, поэтому ее счетчики закономерно отличаются от prompt_tokens API. Подсчет по символам или токенизатором другой модели не подменяет измерение. Внешний тариф локальной LM Studio отсутствует: денежная ст</w:t>
+      </w:r>
+      <w:r>
+        <w:t xml:space="preserve">оимость API для 1000 текстов — 0 USD. Электричество, </w:t>
       </w:r>
       <w:r>
         <w:lastRenderedPageBreak/>
@@ -2428,152 +2814,191 @@
         <w:spacing w:before="240" w:after="240"/>
         <w:jc w:val="left"/>
       </w:pPr>
-      <w:bookmarkStart w:id="5" w:name="_Toc239790562"/>
+      <w:bookmarkStart w:id="8" w:name="_Toc240532745"/>
       <w:r>
-        <w:t xml:space="preserve">1.3 Анализ </w:t>
+        <w:t>2.5 Задание 7. Анализ пятнадцати случаев</w:t>
       </w:r>
-      <w:r>
-        <w:t>пятнадцати случаев</w:t>
-      </w:r>
-      <w:bookmarkEnd w:id="5"/>
+      <w:bookmarkEnd w:id="8"/>
     </w:p>
     <w:p>
       <w:r>
-        <w:t xml:space="preserve">Я выбрал случаи воспроизводимо: первые пять ошибок классики, первые пять ошибок few-shot LLM и первые пять расхождений, исключая уже выбранные ID. Эталоны RuSentiment не исправлялись после просмотра ответов. Объяснения описывают текст и </w:t>
+        <w:t>Я выбрал случаи воспроизводимо: пе</w:t>
       </w:r>
       <w:r>
-        <w:t>наблюдаемые результаты; они не претендуют на доступ к внутренней причине решения модели.</w:t>
+        <w:t>рвые пять ошибок классики, первые пять ошибок few-shot LLM и первые пять расхождений, исключая уже выбранные ID. Эталоны RuSentiment не исправлялись после просмотра ответов. Объяснения описывают текст и наблюдаемые результаты; они не претендуют на доступ к</w:t>
+      </w:r>
+      <w:r>
+        <w:t xml:space="preserve"> внутренней причине решения модели.</w:t>
       </w:r>
     </w:p>
     <w:p>
       <w:r>
-        <w:t>1. Ошибка классики, test_01325. Короткое эмоциональное сообщение «Хах.Фагот!!!)))» имеет корпусную метку positive. TF–IDF+LR и few-shot отвечают neutral: стандартная т</w:t>
+        <w:t>1. Ошибка классики, test_01325. Короткое эмоциональное сообщение «Хах.Фагот!!!)))» имеет корпусную метку positive. TF–IDF+LR и few-shot отвечают neutral: стандартная токенизация теряет скобочные смайлы и пунктуационную э</w:t>
       </w:r>
       <w:r>
-        <w:t>окенизация теряет скобочные смайлы и пунктуационную экспрессию, а редкое слово без контекста малоинформативно. Это правдоподобное объяснение наблюдения, а не измеренная причинная атрибуция.</w:t>
+        <w:t>кспрессию, а редкое слово без контекста малоинформативно. Это правдоподобное объяснение наблюдения, а не измеренная причинная атрибуция.</w:t>
       </w:r>
     </w:p>
     <w:p>
       <w:r>
-        <w:t>2. Ошибка классики, test_00360. В «Музыка моей молодости :D» полож</w:t>
+        <w:t>2. Ошибка классики, test_00360. В «Музыка моей молодости :D» положительная эмоция выражена ностальгией и смайлом. Класс</w:t>
       </w:r>
       <w:r>
-        <w:t xml:space="preserve">ительная эмоция выражена ностальгией и смайлом. Классика возвращает neutral, few-shot — правильный positive. Для признаковой модели ностальгическая конструкция может не иметь достаточного веса; смайл по умолчанию не сохраняется как отдельный информативный </w:t>
-      </w:r>
-      <w:r>
-        <w:t>токен.</w:t>
+        <w:t>ика возвращает neutral, few-shot — правильный positive. Для признаковой модели ностальгическая конструкция может не иметь достаточного веса; смайл по умолчанию не сохраняется как отдельный информативный токен.</w:t>
       </w:r>
     </w:p>
     <w:p>
       <w:r>
-        <w:t>3. Ошибка классики, test_00789. «Люди смеются, чтобы не заплакать» размечено negative. Оба метода дают neutral: буквальное присутствие смеха не отражает прагматическое неблагополучие. Фраза также похожа на цитатный афоризм, поэтому граница между авт</w:t>
+        <w:t>3. Ошибка классики, test_00789. «Люди смеются,</w:t>
       </w:r>
       <w:r>
-        <w:t>орской эмоцией и нейтральной передачей высказывания неоднозначна; исходный gold не менялся.</w:t>
+        <w:t xml:space="preserve"> чтобы не заплакать» размечено negative. Оба метода дают neutral: буквальное присутствие смеха не отражает прагматическое неблагополучие. Фраза также похожа на цитатный афоризм, поэтому граница между авторской эмоцией и нейтральной передачей высказывания н</w:t>
+      </w:r>
+      <w:r>
+        <w:t>еоднозначна; исходный gold не менялся.</w:t>
       </w:r>
     </w:p>
     <w:p>
       <w:r>
-        <w:t>4. Ошибка классики, test_02750. Приглашение «а сегодня пойдем гулять????» имеет neutral. Оба метода предсказывают positive, приписывая положительный настрой факту п</w:t>
-      </w:r>
-      <w:r>
-        <w:t xml:space="preserve">риглашения и эмоциональной пунктуации. </w:t>
+        <w:t xml:space="preserve">4. Ошибка классики, test_02750. Приглашение «а сегодня пойдем гулять????» имеет neutral. Оба метода предсказывают positive, приписывая положительный настрой факту приглашения и эмоциональной пунктуации. </w:t>
       </w:r>
       <w:r>
         <w:lastRenderedPageBreak/>
-        <w:t>Пример показывает, что разговорная экспрессия сама по себе не равна положительной оценке.</w:t>
+        <w:t>Пример показыв</w:t>
+      </w:r>
+      <w:r>
+        <w:t>ает, что разговорная экспрессия сама по себе не равна положительной оценке.</w:t>
       </w:r>
     </w:p>
     <w:p>
       <w:r>
-        <w:t>5. Ошибка классики, test_00602. Вопрос «А ты хайп?» размечен neutral. Классика выбирает positive, few-shot сохраняет neutral. И</w:t>
+        <w:t>5. Ошибка классики, test_00602. Вопрос «А ты хайп?» размечен neutral. Классика выбирает positive, few-shot сохраняет neutral. Из короткого сленгового вопроса нельзя надежно вывести</w:t>
       </w:r>
       <w:r>
-        <w:t>з короткого сленгового вопроса нельзя надежно вывести оценку автора; редкая лексика и отсутствие контекста делают ошибку признаковой модели понятной, но не позволяют доказать конкретную причину без анализа коэффициентов.</w:t>
+        <w:t xml:space="preserve"> оценку автора; редкая лексика и отсутствие контекста делают ошибку признаковой модели понятной, но не позволяют доказать конкретную причину без анализа коэффициентов.</w:t>
       </w:r>
     </w:p>
     <w:p>
       <w:r>
-        <w:t>6. Ошибка LLM, test_02597. Пост о Г</w:t>
+        <w:t>6. Ошибка LLM, test_02597. Пост о Гарри Поттере содержит «я в шоке от этих маркетологов»</w:t>
       </w:r>
       <w:r>
-        <w:t>арри Поттере содержит «я в шоке от этих маркетологов» и ироничные детали. Корпусный gold — neutral, few-shot — negative, классика — neutral. Модель усилила критическую интерпретацию. Это реальное расхождение с эталоном, однако в нем есть субъективная погра</w:t>
+        <w:t xml:space="preserve"> и ироничные детали. Корпусный gold — neutral, few-shot — negative, классика — neutral. Модель усилила критическую интерпретацию. Это реальное расхождение с эталоном, однако в нем есть субъективная пограничность разметки, а не бесспорная грамматическая оши</w:t>
       </w:r>
       <w:r>
-        <w:t>ничность разметки, а не бесспорная грамматическая ошибка.</w:t>
+        <w:t>бка.</w:t>
       </w:r>
     </w:p>
     <w:p>
       <w:r>
-        <w:t xml:space="preserve">7. Ошибка LLM, test_02633. Мотивирующие стихотворные строки о победе размечены neutral. Few-shot дает positive, приняв содержание процитированного текста за положительную позицию автора публикации. </w:t>
+        <w:t>7. Ошибка LLM, test_02633. Мотивирующие стихотворные строки о победе размечены neutral. Few-shot дает positive, приняв содержание процитированного текста за положительную позицию автора публикации. Классика совпадает с gold. Чтобы устранить такую ошиб</w:t>
       </w:r>
       <w:r>
-        <w:t>Классика совпадает с gold. Чтобы устранить такую ошибку, нужно отдельно определить статус цитат и репостов, не меняя инструкцию после просмотра test.</w:t>
+        <w:t>ку, нужно отдельно определить статус цитат и репостов, не меняя инструкцию после просмотра test.</w:t>
       </w:r>
     </w:p>
     <w:p>
       <w:r>
-        <w:t>8. Ошибка LLM, test_01460. «Ужасно как я мечтаю о порядке у себя на кухне)))» имеет neutral; few-shot выби</w:t>
+        <w:t>8. Ошибка LLM, test_01460. «Ужасно как я мечтаю о порядке у себя на кухне)))» имеет neutral; few-shot выбирает negative. Здесь «ужасно» выступает усилителем же</w:t>
       </w:r>
       <w:r>
-        <w:t>рает negative. Здесь «ужасно» выступает усилителем желания, а не однозначной отрицательной оценкой. Модель переоценила лексический маркер и недооценила функцию слова в конструкции.</w:t>
+        <w:t>лания, а не однозначной отрицательной оценкой. Модель переоценила лексический маркер и недооценила функцию слова в конструкции.</w:t>
       </w:r>
     </w:p>
     <w:p>
       <w:r>
-        <w:t>9. Ошибка LLM, test_01198. «оооооо тебя тоже поперла моя песенка????» имеет</w:t>
+        <w:t xml:space="preserve">9. Ошибка LLM, test_01198. «оооооо тебя тоже поперла моя песенка????» имеет neutral. Оба метода дают positive, трактуя </w:t>
       </w:r>
       <w:r>
-        <w:t xml:space="preserve"> neutral. Оба метода дают positive, трактуя разговорную экспрессию как положительную эмоцию. Вопрос о чужой реакции не обязательно выражает собственную оценку; это ограничение выделения носителя тональности.</w:t>
+        <w:t>разговорную экспрессию как положительную эмоцию. Вопрос о чужой реакции не обязательно выражает собственную оценку; это ограничение выделения носителя тональности.</w:t>
       </w:r>
     </w:p>
     <w:p>
       <w:r>
         <w:lastRenderedPageBreak/>
-        <w:t xml:space="preserve">10. Ошибка LLM, test_00760. Рекламное сообщение </w:t>
+        <w:t>10. Ошибка LLM, test_00760. Рекламное сообщение с обещанием бесплатной футболки и эмодзи раз</w:t>
       </w:r>
       <w:r>
-        <w:t>с обещанием бесплатной футболки и эмодзи размечено neutral. Few-shot дает positive, реагируя на подарок и позитивную визуальную подачу. Классика сохраняет neutral. Привлекательность рекламного предложения не должна автоматически становиться эмоцией автора.</w:t>
+        <w:t>мечено neutral. Few-shot дает positive, реагируя на подарок и позитивную визуальную подачу. Классика сохраняет neutral. Привлекательность рекламного предложения не должна автоматически становиться эмоцией автора.</w:t>
       </w:r>
     </w:p>
     <w:p>
       <w:r>
-        <w:t>11. Расхождение, test_01758. В перечислении «Лучшие вещи в жизни — бесплатны» gold=positive. Классика предсказывает neutral, few-shot=positive. Явный маркер «лучшие» и список приятных явлений доступны обоим методам, но генеративная модель в этом случае лу</w:t>
+        <w:t>11. Расхождение, test_01758. В перечислении</w:t>
       </w:r>
       <w:r>
-        <w:t>чше передает общий оценочный смысл.</w:t>
+        <w:t xml:space="preserve"> «Лучшие вещи в жизни — бесплатны» gold=positive. Классика предсказывает neutral, few-shot=positive. Явный маркер «лучшие» и список приятных явлений доступны обоим методам, но генеративная модель в этом случае лучше передает общий оценочный смысл.</w:t>
       </w:r>
     </w:p>
     <w:p>
       <w:r>
-        <w:t>12. Расхождение, test_00362. Междометие «Ееееее!!!))» имеет positive. TF–IDF+LR дает neutral, few-shot=positive. Почти вся информация заключена в удлинении буквы, восклицаниях и скобках; редкое междометие и стандартная т</w:t>
+        <w:t>12. Расх</w:t>
       </w:r>
       <w:r>
-        <w:t>окенизация затрудняют обобщение классики.</w:t>
+        <w:t>ождение, test_00362. Междометие «Ееееее!!!))» имеет positive. TF–IDF+LR дает neutral, few-shot=positive. Почти вся информация заключена в удлинении буквы, восклицаниях и скобках; редкое междометие и стандартная токенизация затрудняют обобщение классики.</w:t>
       </w:r>
     </w:p>
     <w:p>
       <w:r>
-        <w:t>13. Расхождение, test_01008. Сообщение об Арнольде Шварценеггере с характеристикой «уникальный человек» имеет neutral. Классика совпадает с gold, few-shot дает positive, воспринимая необычные способности как похвал</w:t>
+        <w:t>13</w:t>
       </w:r>
       <w:r>
-        <w:t>у. Случай демонстрирует возможную избыточную оценочность LLM относительно правил конкретного корпуса.</w:t>
+        <w:t>. Расхождение, test_01008. Сообщение об Арнольде Шварценеггере с характеристикой «уникальный человек» имеет neutral. Классика совпадает с gold, few-shot дает positive, воспринимая необычные способности как похвалу. Случай демонстрирует возможную избыточную</w:t>
+      </w:r>
+      <w:r>
+        <w:t xml:space="preserve"> оценочность LLM относительно правил конкретного корпуса.</w:t>
       </w:r>
     </w:p>
     <w:p>
       <w:r>
-        <w:t>14. Расхождение, test_00873. Объявление о мастер-классе по изготовлению открыток размечено neutral. Классика дает neutral, few-shot=positive. Восклицатель</w:t>
+        <w:t>14. Расхождение, test_00873. Объявление о мастер-классе по изготовлению открыток размечено neutral. Классика дает neutral, few-shot=positive. Восклицательные знаки и скобочный смайл повысили кажущую</w:t>
       </w:r>
       <w:r>
-        <w:t>ные знаки и скобочный смайл повысили кажущуюся эмоциональность, хотя основная функция сообщения — информирование о мероприятии.</w:t>
+        <w:t>ся эмоциональность, хотя основная функция сообщения — информирование о мероприятии.</w:t>
       </w:r>
     </w:p>
     <w:p>
       <w:r>
-        <w:t>15. Расхождение, test_00229. Короткое «Ты чегооо?..» имеет neutral. Классика дает positive, few-shot=neutral. Растяжение гласной</w:t>
+        <w:t xml:space="preserve">15. Расхождение, test_00229. Короткое «Ты чегооо?..» имеет neutral. Классика дает positive, few-shot=neutral. Растяжение гласной обозначает экспрессию, но без контекста не </w:t>
       </w:r>
       <w:r>
-        <w:t xml:space="preserve"> обозначает экспрессию, но без контекста не устанавливает ее знак. В этом случае LLM верно воздерживается от приписывания положительной оценки.</w:t>
+        <w:t>устанавливает ее знак. В этом случае LLM верно воздерживается от приписывания положительной оценки.</w:t>
+      </w:r>
+    </w:p>
+    <w:p>
+      <w:pPr>
+        <w:pStyle w:val="21"/>
+        <w:keepNext/>
+        <w:spacing w:before="240" w:after="240"/>
+        <w:jc w:val="left"/>
+      </w:pPr>
+      <w:bookmarkStart w:id="9" w:name="_Toc240532746"/>
+      <w:r>
+        <w:lastRenderedPageBreak/>
+        <w:t>2.6 Задание 8. Рекомендации по применению</w:t>
+      </w:r>
+      <w:bookmarkEnd w:id="9"/>
+    </w:p>
+    <w:p>
+      <w:r>
+        <w:t>Для массовой обработки разумно рассматривать TF–IDF+LR как быстрый воспроизводимый первый уровень и проверять, уст</w:t>
+      </w:r>
+      <w:r>
+        <w:t>раивает ли его измеренный F1. Baseline большинства полезен только как нижняя контрольная точка: он игнорирует содержание и плохо отражает редкие классы. Для небольшого потока сложных текстов LLM позволяет учитывать цитаты и прагматику, но реальные ошибки п</w:t>
+      </w:r>
+      <w:r>
+        <w:t>оказывают склонность приписывать оценку рекламным и информационным сообщениям; автоматическую генерацию нельзя считать безошибочной разметкой. Выбор zero-shot или few-shot следует делать на отдельной validation-проверке, не по максимальному test-результату</w:t>
+      </w:r>
+      <w:r>
+        <w:t xml:space="preserve"> этой работы.</w:t>
+      </w:r>
+    </w:p>
+    <w:p>
+      <w:r>
+        <w:t xml:space="preserve">Для локальной обработки без внешнего API доступны оба подхода: классический метод имеет небольшие вычислительные требования, LLM требует достаточной памяти и большей задержки. Исследуемая конфигурация сохраняет тексты в локальном процессе LM </w:t>
+      </w:r>
+      <w:r>
+        <w:t>Studio. Практический комбинированный маршрут — классика для обычного потока и LLM для отдельной проверки неоднозначных случаев — здесь не измерялся и остается предложением, а не доказанным улучшением.</w:t>
       </w:r>
     </w:p>
     <w:p>
@@ -2585,41 +3010,30 @@
         <w:ind w:firstLine="0"/>
         <w:jc w:val="center"/>
       </w:pPr>
-      <w:bookmarkStart w:id="6" w:name="_Toc239790563"/>
+      <w:bookmarkStart w:id="10" w:name="_Toc240532747"/>
       <w:r>
         <w:lastRenderedPageBreak/>
         <w:t>ЗАКЛЮЧЕНИЕ</w:t>
       </w:r>
-      <w:bookmarkEnd w:id="6"/>
+      <w:bookmarkEnd w:id="10"/>
     </w:p>
     <w:p>
       <w:r>
-        <w:t>Для массовой обработки разумно рассматривать TF–IDF+LR как быстрый воспроизводимый первый уровень и п</w:t>
+        <w:t>На test few-shot получил macro F1 0,659 прот</w:t>
       </w:r>
       <w:r>
-        <w:t>роверять, устраивает ли его измеренный F1. Baseline большинства полезен только как нижняя контрольная точка: он игнорирует содержание и плохо отражает редкие классы. Для небольшого потока сложных текстов LLM позволяет учитывать цитаты и прагматику, но реал</w:t>
+        <w:t>ив 0,543 у TF–IDF с логистической регрессией, однако классический метод дал более высокую accuracy: 0,696 против 0,670. На синтетическом stress оба LLM-режима достигли accuracy 0,900. Классический метод значительно быстрее; выбор решения зависит от требова</w:t>
       </w:r>
       <w:r>
-        <w:t>ьные ошибки показывают склонность приписывать оценку рекламным и информационным сообщениям; автоматическую генерацию нельзя считать безошибочной разметкой. Выбор zero-shot или few-shot следует делать на отдельной validation-проверке, не по максимальному te</w:t>
-      </w:r>
-      <w:r>
-        <w:t>st-результату этой работы.</w:t>
+        <w:t>ний к задержке и качества на разных классах. Few-shot улучшил результат относительно zero-shot на test, но преимущество не следует переносить на другие данные без проверки.</w:t>
       </w:r>
     </w:p>
     <w:p>
       <w:r>
-        <w:t>Для локальной обработки без внешнего API доступны оба подхода: классический метод имеет небольшие вычислительные требования, LLM требует достаточной памяти и большей задержки. Исследуемая конфигурация сохраняет тексты в локальном</w:t>
+        <w:t>Ограничения: один train split, одна модель, один набор few-shot примеров, синтетиче</w:t>
       </w:r>
       <w:r>
-        <w:t xml:space="preserve"> процессе LM Studio. Практический комбинированный маршрут — классика для обычного потока и LLM для отдельной проверки неоднозначных случаев — здесь не измерялся и остается предложением, а не доказанным улучшением.</w:t>
-      </w:r>
-    </w:p>
-    <w:p>
-      <w:r>
-        <w:t xml:space="preserve">Ограничения: один train split, одна </w:t>
-      </w:r>
-      <w:r>
-        <w:t>модель, один набор few-shot примеров, синтетический stress от одного генератора, отсутствие независимой разметки stress и неопределенность некоторых социальных постов. Выводы ограничены представленными 600 текстами и сохраненными измерениями.</w:t>
+        <w:t>ский stress от одного генератора, отсутствие независимой разметки stress и неопределенность некоторых социальных постов. Выводы ограничены представленными 600 текстами и сохраненными измерениями.</w:t>
       </w:r>
     </w:p>
     <w:p>
@@ -2631,32 +3045,32 @@
         <w:ind w:firstLine="0"/>
         <w:jc w:val="center"/>
       </w:pPr>
-      <w:bookmarkStart w:id="7" w:name="_Toc239790564"/>
+      <w:bookmarkStart w:id="11" w:name="_Toc240532748"/>
       <w:r>
         <w:lastRenderedPageBreak/>
-        <w:t>СПИСОК ИСПОЛЬ</w:t>
+        <w:t>СПИСОК ИСПОЛЬЗОВАННЫХ ИСТОЧНИКОВ</w:t>
       </w:r>
-      <w:r>
-        <w:t>ЗОВАННЫХ ИСТОЧНИКОВ</w:t>
-      </w:r>
-      <w:bookmarkEnd w:id="7"/>
+      <w:bookmarkEnd w:id="11"/>
     </w:p>
     <w:p>
       <w:r>
-        <w:t>1. RuSentiment: русский корпус тональности. URL: https://github.com/text-machine-lab/rusentiment (дата обращения: 08.09.2026).</w:t>
+        <w:t xml:space="preserve">1. RuSentiment: русский </w:t>
+      </w:r>
+      <w:r>
+        <w:t>корпус тональности. URL: https://github.com/text-machine-lab/rusentiment (дата обращения: 08.09.2026).</w:t>
       </w:r>
     </w:p>
     <w:p>
       <w:r>
-        <w:t>2. Доступная копия данных: https://github.com/strawberrypie/rusentiment. Точные URL и SHA256 — в provenance.j</w:t>
-      </w:r>
-      <w:r>
-        <w:t>son.</w:t>
+        <w:t>2. Доступная копия данных: https://github.com/strawberrypie/rusentiment. Точные URL и SHA256 — в provenance.json.</w:t>
       </w:r>
     </w:p>
     <w:p>
       <w:r>
-        <w:t>3. Синтетический стресс-набор: генерация с помощью LLM в данной работе, 08.09.2026; запрос и критерии — stress_provenance.json.</w:t>
+        <w:t>3. Синтетический стресс-набор: генераци</w:t>
+      </w:r>
+      <w:r>
+        <w:t>я с помощью LLM в данной работе, 08.09.2026; запрос и критерии — stress_provenance.json.</w:t>
       </w:r>
     </w:p>
     <w:sectPr>
@@ -14716,7 +15130,7 @@
 </file>
 
 <file path=customXml/itemProps1.xml><?xml version="1.0" encoding="utf-8"?>
-<ds:datastoreItem xmlns:ds="http://schemas.openxmlformats.org/officeDocument/2006/customXml" ds:itemID="{A279B868-878D-450E-8DF3-9F263F7EE87B}">
+<ds:datastoreItem xmlns:ds="http://schemas.openxmlformats.org/officeDocument/2006/customXml" ds:itemID="{0DA0A35F-871F-4BE5-AB1E-467F766F20A8}">
   <ds:schemaRefs>
     <ds:schemaRef ds:uri="http://schemas.openxmlformats.org/officeDocument/2006/bibliography"/>
   </ds:schemaRefs>
